--- a/examples/motifs/doc/09-discord-hdis_sax.docx
+++ b/examples/motifs/doc/09-discord-hdis_sax.docx
@@ -135,15 +135,90 @@
       </w:r>
     </w:p>
     <w:bookmarkEnd w:id="22"/>
-    <w:bookmarkStart w:id="29" w:name="walkthrough"/>
+    <w:bookmarkStart w:id="23" w:name="how-to-read-this-walkthrough"/>
     <w:p>
       <w:pPr>
         <w:pStyle w:val="Heading2"/>
       </w:pPr>
       <w:r>
+        <w:t xml:space="preserve">How to read this walkthrough</w:t>
+      </w:r>
+    </w:p>
+    <w:p>
+      <w:pPr>
+        <w:pStyle w:val="FirstParagraph"/>
+      </w:pPr>
+      <w:r>
+        <w:t xml:space="preserve">The code blocks below follow the same learning rhythm used throughout the collection: prepare the environment, choose the dataset, configure the method, run the analysis, and then inspect the result. Readers who are still learning time-series mining can use that order to understand not only</w:t>
+      </w:r>
+      <w:r>
+        <w:t xml:space="preserve"> </w:t>
+      </w:r>
+      <w:r>
+        <w:rPr>
+          <w:i/>
+          <w:iCs/>
+        </w:rPr>
+        <w:t xml:space="preserve">what</w:t>
+      </w:r>
+      <w:r>
+        <w:t xml:space="preserve"> </w:t>
+      </w:r>
+      <w:r>
+        <w:t xml:space="preserve">each command does, but also</w:t>
+      </w:r>
+      <w:r>
+        <w:t xml:space="preserve"> </w:t>
+      </w:r>
+      <w:r>
+        <w:rPr>
+          <w:i/>
+          <w:iCs/>
+        </w:rPr>
+        <w:t xml:space="preserve">why</w:t>
+      </w:r>
+      <w:r>
+        <w:t xml:space="preserve"> </w:t>
+      </w:r>
+      <w:r>
+        <w:t xml:space="preserve">it appears at that stage of the workflow.</w:t>
+      </w:r>
+    </w:p>
+    <w:p>
+      <w:pPr>
+        <w:pStyle w:val="BodyText"/>
+      </w:pPr>
+      <w:r>
+        <w:t xml:space="preserve">As you go through the notebook, read the inline comments inside each chunk as the operational explanation and use the surrounding prose as the conceptual guide.</w:t>
+      </w:r>
+    </w:p>
+    <w:bookmarkEnd w:id="23"/>
+    <w:bookmarkStart w:id="36" w:name="walkthrough"/>
+    <w:p>
+      <w:pPr>
+        <w:pStyle w:val="Heading2"/>
+      </w:pPr>
+      <w:r>
         <w:t xml:space="preserve">Walkthrough</w:t>
       </w:r>
     </w:p>
+    <w:bookmarkStart w:id="24" w:name="prepare-the-example"/>
+    <w:p>
+      <w:pPr>
+        <w:pStyle w:val="Heading3"/>
+      </w:pPr>
+      <w:r>
+        <w:t xml:space="preserve">Prepare the Example</w:t>
+      </w:r>
+    </w:p>
+    <w:p>
+      <w:pPr>
+        <w:pStyle w:val="FirstParagraph"/>
+      </w:pPr>
+      <w:r>
+        <w:t xml:space="preserve">We begin by organizing the environment, loading the packages, and selecting the dataset used in the notebook. This part is intentionally more direct: the goal is to make the starting point explicit before the method-specific reasoning begins.</w:t>
+      </w:r>
+    </w:p>
     <w:p>
       <w:pPr>
         <w:pStyle w:val="SourceCode"/>
@@ -353,6 +428,24 @@
           <w:rStyle w:val="VerbatimChar"/>
         </w:rPr>
         <w:t xml:space="preserve">## 102997 -0.200 FALSE      N</w:t>
+      </w:r>
+    </w:p>
+    <w:bookmarkEnd w:id="24"/>
+    <w:bookmarkStart w:id="28" w:name="interpret-the-result-visually"/>
+    <w:p>
+      <w:pPr>
+        <w:pStyle w:val="Heading3"/>
+      </w:pPr>
+      <w:r>
+        <w:t xml:space="preserve">Interpret the Result Visually</w:t>
+      </w:r>
+    </w:p>
+    <w:p>
+      <w:pPr>
+        <w:pStyle w:val="FirstParagraph"/>
+      </w:pPr>
+      <w:r>
+        <w:t xml:space="preserve">The final plots are not just illustrations. They help the reader connect the method’s internal output with the original series, making it easier to see why a point, range, motif, or symbolic pattern was emphasized and whether that emphasis is coherent with the stated objective of the example.</w:t>
       </w:r>
     </w:p>
     <w:p>
@@ -414,18 +507,18 @@
           <wp:inline>
             <wp:extent cx="4620126" cy="3696101"/>
             <wp:effectExtent b="0" l="0" r="0" t="0"/>
-            <wp:docPr descr="" title="" id="24" name="Picture"/>
+            <wp:docPr descr="" title="" id="26" name="Picture"/>
             <a:graphic>
               <a:graphicData uri="http://schemas.openxmlformats.org/drawingml/2006/picture">
                 <pic:pic>
                   <pic:nvPicPr>
-                    <pic:cNvPr descr="/home/gpca/harbinger/examples/motifs/doc/hdis_sax_files/figure-docx/unnamed-chunk-5-1.png" id="25" name="Picture"/>
+                    <pic:cNvPr descr="/home/gpca/harbinger/examples/motifs/doc/09-discord-hdis_sax_files/figure-docx/unnamed-chunk-5-1.png" id="27" name="Picture"/>
                     <pic:cNvPicPr>
                       <a:picLocks noChangeArrowheads="1" noChangeAspect="1"/>
                     </pic:cNvPicPr>
                   </pic:nvPicPr>
                   <pic:blipFill>
-                    <a:blip r:embed="rId23"/>
+                    <a:blip r:embed="rId25"/>
                     <a:stretch>
                       <a:fillRect/>
                     </a:stretch>
@@ -452,6 +545,24 @@
         </w:drawing>
       </w:r>
     </w:p>
+    <w:bookmarkEnd w:id="28"/>
+    <w:bookmarkStart w:id="29" w:name="configure-the-method"/>
+    <w:p>
+      <w:pPr>
+        <w:pStyle w:val="Heading3"/>
+      </w:pPr>
+      <w:r>
+        <w:t xml:space="preserve">Configure the Method</w:t>
+      </w:r>
+    </w:p>
+    <w:p>
+      <w:pPr>
+        <w:pStyle w:val="FirstParagraph"/>
+      </w:pPr>
+      <w:r>
+        <w:t xml:space="preserve">The next step is to instantiate the method and, when necessary, fit it to the selected series. This is where the notebook makes its analytical choice explicit: the parameters chosen here determine what kind of pattern the detector or transformer will become sensitive to and how the later outputs should be interpreted.</w:t>
+      </w:r>
+    </w:p>
     <w:p>
       <w:pPr>
         <w:pStyle w:val="SourceCode"/>
@@ -576,6 +687,24 @@
         <w:t xml:space="preserve">serie)</w:t>
       </w:r>
     </w:p>
+    <w:bookmarkEnd w:id="29"/>
+    <w:bookmarkStart w:id="30" w:name="run-the-core-analysis"/>
+    <w:p>
+      <w:pPr>
+        <w:pStyle w:val="Heading3"/>
+      </w:pPr>
+      <w:r>
+        <w:t xml:space="preserve">Run the Core Analysis</w:t>
+      </w:r>
+    </w:p>
+    <w:p>
+      <w:pPr>
+        <w:pStyle w:val="FirstParagraph"/>
+      </w:pPr>
+      <w:r>
+        <w:t xml:space="preserve">With the environment and the method ready, we execute the central analytical step and inspect its immediate output. This is the point where the abstract idea described earlier becomes operational, so the reader should pay attention to what is produced and how Harbinger standardizes the result.</w:t>
+      </w:r>
+    </w:p>
     <w:p>
       <w:pPr>
         <w:pStyle w:val="SourceCode"/>
@@ -1812,6 +1941,24 @@
         <w:t xml:space="preserve">## 121 7172  TRUE motif FGHJOSUUTSSSRRRQOKEDDDDDC     25</w:t>
       </w:r>
     </w:p>
+    <w:bookmarkEnd w:id="30"/>
+    <w:bookmarkStart w:id="31" w:name="evaluate-what-was-found"/>
+    <w:p>
+      <w:pPr>
+        <w:pStyle w:val="Heading3"/>
+      </w:pPr>
+      <w:r>
+        <w:t xml:space="preserve">Evaluate What Was Found</w:t>
+      </w:r>
+    </w:p>
+    <w:p>
+      <w:pPr>
+        <w:pStyle w:val="FirstParagraph"/>
+      </w:pPr>
+      <w:r>
+        <w:t xml:space="preserve">After producing detections or transformed outputs, we compare them with the reference labels whenever they are available. This stage matters because it connects the visual intuition of the method with an explicit measurement of quality, helping the learner understand not only whether the method runs, but how well it behaves.</w:t>
+      </w:r>
+    </w:p>
     <w:p>
       <w:pPr>
         <w:pStyle w:val="SourceCode"/>
@@ -1943,6 +2090,24 @@
           <w:rStyle w:val="VerbatimChar"/>
         </w:rPr>
         <w:t xml:space="preserve">## FALSE     3     7078</w:t>
+      </w:r>
+    </w:p>
+    <w:bookmarkEnd w:id="31"/>
+    <w:bookmarkStart w:id="35" w:name="interpret-the-result-visually-1"/>
+    <w:p>
+      <w:pPr>
+        <w:pStyle w:val="Heading3"/>
+      </w:pPr>
+      <w:r>
+        <w:t xml:space="preserve">Interpret the Result Visually</w:t>
+      </w:r>
+    </w:p>
+    <w:p>
+      <w:pPr>
+        <w:pStyle w:val="FirstParagraph"/>
+      </w:pPr>
+      <w:r>
+        <w:t xml:space="preserve">The final plots are not just illustrations. They help the reader connect the method’s internal output with the original series, making it easier to see why a point, range, motif, or symbolic pattern was emphasized and whether that emphasis is coherent with the stated objective of the example.</w:t>
       </w:r>
     </w:p>
     <w:p>
@@ -2004,18 +2169,18 @@
           <wp:inline>
             <wp:extent cx="4620126" cy="3696101"/>
             <wp:effectExtent b="0" l="0" r="0" t="0"/>
-            <wp:docPr descr="" title="" id="27" name="Picture"/>
+            <wp:docPr descr="" title="" id="33" name="Picture"/>
             <a:graphic>
               <a:graphicData uri="http://schemas.openxmlformats.org/drawingml/2006/picture">
                 <pic:pic>
                   <pic:nvPicPr>
-                    <pic:cNvPr descr="/home/gpca/harbinger/examples/motifs/doc/hdis_sax_files/figure-docx/unnamed-chunk-11-1.png" id="28" name="Picture"/>
+                    <pic:cNvPr descr="/home/gpca/harbinger/examples/motifs/doc/09-discord-hdis_sax_files/figure-docx/unnamed-chunk-11-1.png" id="34" name="Picture"/>
                     <pic:cNvPicPr>
                       <a:picLocks noChangeArrowheads="1" noChangeAspect="1"/>
                     </pic:cNvPicPr>
                   </pic:nvPicPr>
                   <pic:blipFill>
-                    <a:blip r:embed="rId26"/>
+                    <a:blip r:embed="rId32"/>
                     <a:stretch>
                       <a:fillRect/>
                     </a:stretch>
@@ -2042,8 +2207,9 @@
         </w:drawing>
       </w:r>
     </w:p>
-    <w:bookmarkEnd w:id="29"/>
-    <w:bookmarkStart w:id="30" w:name="references"/>
+    <w:bookmarkEnd w:id="35"/>
+    <w:bookmarkEnd w:id="36"/>
+    <w:bookmarkStart w:id="37" w:name="references"/>
     <w:p>
       <w:pPr>
         <w:pStyle w:val="Heading2"/>
@@ -2064,7 +2230,7 @@
         <w:t xml:space="preserve">Lin, J., Keogh, E., Lonardi, S., Chiu, B. (2007). A symbolic representation of time series, with implications for streaming algorithms. Data Mining and Knowledge Discovery, 15, 107–144.</w:t>
       </w:r>
     </w:p>
-    <w:bookmarkEnd w:id="30"/>
+    <w:bookmarkEnd w:id="37"/>
     <w:sectPr>
       <w:footnotePr>
         <w:numRestart w:val="eachSect"/>

--- a/examples/motifs/doc/09-discord-hdis_sax.docx
+++ b/examples/motifs/doc/09-discord-hdis_sax.docx
@@ -2,7 +2,7 @@
 <file path=word/document.xml><?xml version="1.0" encoding="utf-8"?>
 <w:document xmlns:w="http://schemas.openxmlformats.org/wordprocessingml/2006/main" xmlns:m="http://schemas.openxmlformats.org/officeDocument/2006/math" xmlns:r="http://schemas.openxmlformats.org/officeDocument/2006/relationships" xmlns:o="urn:schemas-microsoft-com:office:office" xmlns:v="urn:schemas-microsoft-com:vml" xmlns:w10="urn:schemas-microsoft-com:office:word" xmlns:a="http://schemas.openxmlformats.org/drawingml/2006/main" xmlns:pic="http://schemas.openxmlformats.org/drawingml/2006/picture" xmlns:wp="http://schemas.openxmlformats.org/drawingml/2006/wordprocessingDrawing">
   <w:body>
-    <w:bookmarkStart w:id="20" w:name="objective"/>
+    <w:bookmarkStart w:id="9" w:name="objective"/>
     <w:p>
       <w:pPr>
         <w:pStyle w:val="Heading2"/>
@@ -70,8 +70,8 @@
         <w:t xml:space="preserve">Inspect and evaluate discord occurrences</w:t>
       </w:r>
     </w:p>
-    <w:bookmarkEnd w:id="20"/>
-    <w:bookmarkStart w:id="21" w:name="method-at-a-glance"/>
+    <w:bookmarkEnd w:id="9"/>
+    <w:bookmarkStart w:id="10" w:name="method-at-a-glance"/>
     <w:p>
       <w:pPr>
         <w:pStyle w:val="Heading2"/>
@@ -88,8 +88,8 @@
         <w:t xml:space="preserve">SAX motif discovery: SAX discretizes z-normalized subsequences into symbolic words; discords emerge as rare words or windows with large symbolic distance to their neighbors.</w:t>
       </w:r>
     </w:p>
-    <w:bookmarkEnd w:id="21"/>
-    <w:bookmarkStart w:id="34" w:name="what-you-will-do"/>
+    <w:bookmarkEnd w:id="10"/>
+    <w:bookmarkStart w:id="23" w:name="what-you-will-do"/>
     <w:p>
       <w:pPr>
         <w:pStyle w:val="Heading2"/>
@@ -134,7 +134,7 @@
         <w:t xml:space="preserve">inspect the evaluation outputs and the diagnostic plots produced by Harbinger</w:t>
       </w:r>
     </w:p>
-    <w:bookmarkStart w:id="22" w:name="prepare-the-example"/>
+    <w:bookmarkStart w:id="11" w:name="prepare-the-example"/>
     <w:p>
       <w:pPr>
         <w:pStyle w:val="Heading3"/>
@@ -374,8 +374,8 @@
         <w:t xml:space="preserve">## 102997 -0.200 FALSE      N</w:t>
       </w:r>
     </w:p>
-    <w:bookmarkEnd w:id="22"/>
-    <w:bookmarkStart w:id="26" w:name="interpret-the-result-visually"/>
+    <w:bookmarkEnd w:id="11"/>
+    <w:bookmarkStart w:id="15" w:name="interpret-the-result-visually"/>
     <w:p>
       <w:pPr>
         <w:pStyle w:val="Heading3"/>
@@ -451,18 +451,18 @@
           <wp:inline>
             <wp:extent cx="4620126" cy="3696101"/>
             <wp:effectExtent b="0" l="0" r="0" t="0"/>
-            <wp:docPr descr="" title="" id="24" name="Picture"/>
+            <wp:docPr descr="" title="" id="13" name="Picture"/>
             <a:graphic>
               <a:graphicData uri="http://schemas.openxmlformats.org/drawingml/2006/picture">
                 <pic:pic>
                   <pic:nvPicPr>
-                    <pic:cNvPr descr="/home/gpca/harbinger/examples/motifs/doc/09-discord-hdis_sax_files/figure-docx/unnamed-chunk-5-1.png" id="25" name="Picture"/>
+                    <pic:cNvPr descr="C:\Git\dal\harbinger\examples\motifs\doc\09-discord-hdis_sax_files/f96a4ca6b5bfa4593feac5f4a99eb70eb288c89b.png" id="14" name="Picture"/>
                     <pic:cNvPicPr>
                       <a:picLocks noChangeArrowheads="1" noChangeAspect="1"/>
                     </pic:cNvPicPr>
                   </pic:nvPicPr>
                   <pic:blipFill>
-                    <a:blip r:embed="rId23"/>
+                    <a:blip r:embed="rId12"/>
                     <a:stretch>
                       <a:fillRect/>
                     </a:stretch>
@@ -489,8 +489,8 @@
         </w:drawing>
       </w:r>
     </w:p>
-    <w:bookmarkEnd w:id="26"/>
-    <w:bookmarkStart w:id="27" w:name="configure-the-method"/>
+    <w:bookmarkEnd w:id="15"/>
+    <w:bookmarkStart w:id="16" w:name="configure-the-method"/>
     <w:p>
       <w:pPr>
         <w:pStyle w:val="Heading3"/>
@@ -631,8 +631,8 @@
         <w:t xml:space="preserve">serie)</w:t>
       </w:r>
     </w:p>
-    <w:bookmarkEnd w:id="27"/>
-    <w:bookmarkStart w:id="28" w:name="run-the-core-analysis"/>
+    <w:bookmarkEnd w:id="16"/>
+    <w:bookmarkStart w:id="17" w:name="run-the-core-analysis"/>
     <w:p>
       <w:pPr>
         <w:pStyle w:val="Heading3"/>
@@ -1897,8 +1897,8 @@
         <w:t xml:space="preserve">## 121 7172  TRUE motif FGHJOSUUTSSSRRRQOKEDDDDDC     25</w:t>
       </w:r>
     </w:p>
-    <w:bookmarkEnd w:id="28"/>
-    <w:bookmarkStart w:id="29" w:name="evaluate-what-was-found"/>
+    <w:bookmarkEnd w:id="17"/>
+    <w:bookmarkStart w:id="18" w:name="evaluate-what-was-found"/>
     <w:p>
       <w:pPr>
         <w:pStyle w:val="Heading3"/>
@@ -2063,8 +2063,8 @@
         <w:t xml:space="preserve">## FALSE     3     7078</w:t>
       </w:r>
     </w:p>
-    <w:bookmarkEnd w:id="29"/>
-    <w:bookmarkStart w:id="33" w:name="interpret-the-result-visually-1"/>
+    <w:bookmarkEnd w:id="18"/>
+    <w:bookmarkStart w:id="22" w:name="interpret-the-result-visually-1"/>
     <w:p>
       <w:pPr>
         <w:pStyle w:val="Heading3"/>
@@ -2140,18 +2140,18 @@
           <wp:inline>
             <wp:extent cx="4620126" cy="3696101"/>
             <wp:effectExtent b="0" l="0" r="0" t="0"/>
-            <wp:docPr descr="" title="" id="31" name="Picture"/>
+            <wp:docPr descr="" title="" id="20" name="Picture"/>
             <a:graphic>
               <a:graphicData uri="http://schemas.openxmlformats.org/drawingml/2006/picture">
                 <pic:pic>
                   <pic:nvPicPr>
-                    <pic:cNvPr descr="/home/gpca/harbinger/examples/motifs/doc/09-discord-hdis_sax_files/figure-docx/unnamed-chunk-11-1.png" id="32" name="Picture"/>
+                    <pic:cNvPr descr="C:\Git\dal\harbinger\examples\motifs\doc\09-discord-hdis_sax_files/f3c4601306fc2caf9b26aaac5ad7a0616982c693.png" id="21" name="Picture"/>
                     <pic:cNvPicPr>
                       <a:picLocks noChangeArrowheads="1" noChangeAspect="1"/>
                     </pic:cNvPicPr>
                   </pic:nvPicPr>
                   <pic:blipFill>
-                    <a:blip r:embed="rId30"/>
+                    <a:blip r:embed="rId19"/>
                     <a:stretch>
                       <a:fillRect/>
                     </a:stretch>
@@ -2178,9 +2178,9 @@
         </w:drawing>
       </w:r>
     </w:p>
-    <w:bookmarkEnd w:id="33"/>
-    <w:bookmarkEnd w:id="34"/>
-    <w:bookmarkStart w:id="35" w:name="references"/>
+    <w:bookmarkEnd w:id="22"/>
+    <w:bookmarkEnd w:id="23"/>
+    <w:bookmarkStart w:id="24" w:name="references"/>
     <w:p>
       <w:pPr>
         <w:pStyle w:val="Heading2"/>
@@ -2201,7 +2201,7 @@
         <w:t xml:space="preserve">Lin, J., Keogh, E., Lonardi, S., Chiu, B. (2007). A symbolic representation of time series, with implications for streaming algorithms. Data Mining and Knowledge Discovery, 15, 107-144.</w:t>
       </w:r>
     </w:p>
-    <w:bookmarkEnd w:id="35"/>
+    <w:bookmarkEnd w:id="24"/>
     <w:sectPr>
       <w:footnotePr>
         <w:numRestart w:val="eachSect"/>
@@ -2435,10 +2435,10 @@
   <w:docDefaults>
     <w:rPrDefault>
       <w:rPr>
-        <w:rFonts w:asciiTheme="minorHAnsi" w:cstheme="minorBidi" w:eastAsiaTheme="minorHAnsi" w:hAnsiTheme="minorHAnsi"/>
+        <w:rFonts w:asciiTheme="minorHAnsi" w:cstheme="minorBidi" w:eastAsiaTheme="minorEastAsia" w:hAnsiTheme="minorHAnsi"/>
         <w:sz w:val="24"/>
         <w:szCs w:val="24"/>
-        <w:lang w:bidi="ar-SA" w:eastAsia="en-US" w:val="en-US"/>
+        <w:lang w:bidi="ar-SA" w:eastAsia="zh-CN" w:val="en-US"/>
       </w:rPr>
     </w:rPrDefault>
     <w:pPrDefault>
@@ -2979,13 +2979,6 @@
       </w:tblCellMar>
     </w:tblPr>
     <w:tblStylePr w:type="firstRow">
-      <w:tblPr>
-        <w:jc w:val="left"/>
-        <w:tblInd w:type="dxa" w:w="0"/>
-      </w:tblPr>
-      <w:trPr>
-        <w:jc w:val="left"/>
-      </w:trPr>
       <w:tcPr>
         <w:tcBorders>
           <w:bottom w:val="single"/>

--- a/examples/motifs/doc/09-discord-hdis_sax.docx
+++ b/examples/motifs/doc/09-discord-hdis_sax.docx
@@ -456,7 +456,7 @@
               <a:graphicData uri="http://schemas.openxmlformats.org/drawingml/2006/picture">
                 <pic:pic>
                   <pic:nvPicPr>
-                    <pic:cNvPr descr="C:\Git\dal\harbinger\examples\motifs\doc\09-discord-hdis_sax_files/f96a4ca6b5bfa4593feac5f4a99eb70eb288c89b.png" id="14" name="Picture"/>
+                    <pic:cNvPr descr="/home/gpca/harbinger/examples/motifs/doc/09-discord-hdis_sax_files/2fd8bffbe689f18ee40483544dad0317c0fd74c3.png" id="14" name="Picture"/>
                     <pic:cNvPicPr>
                       <a:picLocks noChangeArrowheads="1" noChangeAspect="1"/>
                     </pic:cNvPicPr>
@@ -2145,7 +2145,7 @@
               <a:graphicData uri="http://schemas.openxmlformats.org/drawingml/2006/picture">
                 <pic:pic>
                   <pic:nvPicPr>
-                    <pic:cNvPr descr="C:\Git\dal\harbinger\examples\motifs\doc\09-discord-hdis_sax_files/f3c4601306fc2caf9b26aaac5ad7a0616982c693.png" id="21" name="Picture"/>
+                    <pic:cNvPr descr="/home/gpca/harbinger/examples/motifs/doc/09-discord-hdis_sax_files/ab00f55e9a3952c4b8530eb4e98ff395fe7757c7.png" id="21" name="Picture"/>
                     <pic:cNvPicPr>
                       <a:picLocks noChangeArrowheads="1" noChangeAspect="1"/>
                     </pic:cNvPicPr>

--- a/examples/motifs/doc/09-discord-hdis_sax.docx
+++ b/examples/motifs/doc/09-discord-hdis_sax.docx
@@ -167,6 +167,45 @@
       <w:pPr>
         <w:pStyle w:val="SourceCode"/>
       </w:pPr>
+      <w:r>
+        <w:rPr>
+          <w:rStyle w:val="FunctionTok"/>
+        </w:rPr>
+        <w:t xml:space="preserve">source</w:t>
+      </w:r>
+      <w:r>
+        <w:rPr>
+          <w:rStyle w:val="NormalTok"/>
+        </w:rPr>
+        <w:t xml:space="preserve">(</w:t>
+      </w:r>
+      <w:r>
+        <w:rPr>
+          <w:rStyle w:val="FunctionTok"/>
+        </w:rPr>
+        <w:t xml:space="preserve">url</w:t>
+      </w:r>
+      <w:r>
+        <w:rPr>
+          <w:rStyle w:val="NormalTok"/>
+        </w:rPr>
+        <w:t xml:space="preserve">(</w:t>
+      </w:r>
+      <w:r>
+        <w:rPr>
+          <w:rStyle w:val="StringTok"/>
+        </w:rPr>
+        <w:t xml:space="preserve">"https://raw.githubusercontent.com/cefet-rj-dal/harbinger/master/examples/seed.R"</w:t>
+      </w:r>
+      <w:r>
+        <w:rPr>
+          <w:rStyle w:val="NormalTok"/>
+        </w:rPr>
+        <w:t xml:space="preserve">))</w:t>
+      </w:r>
+      <w:r>
+        <w:br/>
+      </w:r>
       <w:r>
         <w:rPr>
           <w:rStyle w:val="CommentTok"/>
@@ -584,6 +623,21 @@
           <w:rStyle w:val="CommentTok"/>
         </w:rPr>
         <w:t xml:space="preserve"># Fit the detector (learns binning thresholds)</w:t>
+      </w:r>
+      <w:r>
+        <w:br/>
+      </w:r>
+      <w:r>
+        <w:rPr>
+          <w:rStyle w:val="FunctionTok"/>
+        </w:rPr>
+        <w:t xml:space="preserve">set_example_seed</w:t>
+      </w:r>
+      <w:r>
+        <w:rPr>
+          <w:rStyle w:val="NormalTok"/>
+        </w:rPr>
+        <w:t xml:space="preserve">()</w:t>
       </w:r>
       <w:r>
         <w:br/>
